--- a/commentary/_TEMPLATE.docx
+++ b/commentary/_TEMPLATE.docx
@@ -570,7 +570,7 @@
         <w:color w:val="808080"/>
         <w:sz w:val="16"/>
       </w:rPr>
-      <w:t>MARKETBULLETS COMMENTARY - Save into the repo's commentary folder as YYYY-MM-DD.docx (e.g. 2026-10-23.docx) and the dashboard updates itself in about a minute. While drafting, use a name starting with _ (e.g. _DRAFT_2026-10-23.docx) so half-finished text never goes live. Dateline: leave blank for the automatic one. Box-o-Rox: SUSPEND, EXECUTE or TRIPWIRE. Prices table: optional; delete it to leave prices unchanged. Headline = first line (Title style). Bullets = Word bullet list, optional color tag at the start: [bull] [bear] [global] [usda] [macro]. Charts: type [chart: WHEAT_SRW_D | caption] on its own line. This header is not published.</w:t>
+      <w:t>MARKETBULLETS COMMENTARY - Save into the repo's commentary folder as YYYY-MM-DD.docx (e.g. 2026-10-23.docx) and the dashboard updates itself in about a minute. While drafting, use a name starting with _ (e.g. _DRAFT_2026-10-23.docx) so half-finished text never goes live. Dateline: leave blank for the automatic one. Box-o-Rox: SUSPEND or EXECUTE. Prices table: optional; delete it to leave prices unchanged. Headline = first line (Title style). Bullets = Word bullet list, optional color tag at the start: [bull] [bear] [global] [usda] [macro]. Charts: type [chart: WHEAT_SRW_D | caption] on its own line. This header is not published.</w:t>
     </w:r>
   </w:p>
 </w:hdr>
@@ -591,7 +591,7 @@
   <w:abstractNum w:abstractNumId="0" w15:restartNumberingAfterBreak="0">
     <w:nsid w:val="FFFFFF89"/>
     <w:multiLevelType w:val="singleLevel"/>
-    <w:tmpl w:val="597C8564"/>
+    <w:tmpl w:val="43EC2680"/>
     <w:lvl w:ilvl="0">
       <w:start w:val="1"/>
       <w:numFmt w:val="bullet"/>
@@ -609,7 +609,7 @@
       </w:rPr>
     </w:lvl>
   </w:abstractNum>
-  <w:num w:numId="1" w16cid:durableId="486820612">
+  <w:num w:numId="1" w16cid:durableId="1103383851">
     <w:abstractNumId w:val="0"/>
   </w:num>
 </w:numbering>
@@ -1023,7 +1023,7 @@
     <w:link w:val="Heading1Char"/>
     <w:uiPriority w:val="9"/>
     <w:qFormat/>
-    <w:rsid w:val="00A409A5"/>
+    <w:rsid w:val="00917B1F"/>
     <w:pPr>
       <w:keepNext/>
       <w:keepLines/>
@@ -1046,7 +1046,7 @@
     <w:semiHidden/>
     <w:unhideWhenUsed/>
     <w:qFormat/>
-    <w:rsid w:val="00A409A5"/>
+    <w:rsid w:val="00917B1F"/>
     <w:pPr>
       <w:keepNext/>
       <w:keepLines/>
@@ -1069,7 +1069,7 @@
     <w:semiHidden/>
     <w:unhideWhenUsed/>
     <w:qFormat/>
-    <w:rsid w:val="00A409A5"/>
+    <w:rsid w:val="00917B1F"/>
     <w:pPr>
       <w:keepNext/>
       <w:keepLines/>
@@ -1092,7 +1092,7 @@
     <w:semiHidden/>
     <w:unhideWhenUsed/>
     <w:qFormat/>
-    <w:rsid w:val="00A409A5"/>
+    <w:rsid w:val="00917B1F"/>
     <w:pPr>
       <w:keepNext/>
       <w:keepLines/>
@@ -1115,7 +1115,7 @@
     <w:semiHidden/>
     <w:unhideWhenUsed/>
     <w:qFormat/>
-    <w:rsid w:val="00A409A5"/>
+    <w:rsid w:val="00917B1F"/>
     <w:pPr>
       <w:keepNext/>
       <w:keepLines/>
@@ -1136,7 +1136,7 @@
     <w:semiHidden/>
     <w:unhideWhenUsed/>
     <w:qFormat/>
-    <w:rsid w:val="00A409A5"/>
+    <w:rsid w:val="00917B1F"/>
     <w:pPr>
       <w:keepNext/>
       <w:keepLines/>
@@ -1159,7 +1159,7 @@
     <w:semiHidden/>
     <w:unhideWhenUsed/>
     <w:qFormat/>
-    <w:rsid w:val="00A409A5"/>
+    <w:rsid w:val="00917B1F"/>
     <w:pPr>
       <w:keepNext/>
       <w:keepLines/>
@@ -1180,7 +1180,7 @@
     <w:semiHidden/>
     <w:unhideWhenUsed/>
     <w:qFormat/>
-    <w:rsid w:val="00A409A5"/>
+    <w:rsid w:val="00917B1F"/>
     <w:pPr>
       <w:keepNext/>
       <w:keepLines/>
@@ -1203,7 +1203,7 @@
     <w:semiHidden/>
     <w:unhideWhenUsed/>
     <w:qFormat/>
-    <w:rsid w:val="00A409A5"/>
+    <w:rsid w:val="00917B1F"/>
     <w:pPr>
       <w:keepNext/>
       <w:keepLines/>
@@ -1247,7 +1247,7 @@
     <w:basedOn w:val="DefaultParagraphFont"/>
     <w:link w:val="Heading1"/>
     <w:uiPriority w:val="9"/>
-    <w:rsid w:val="00A409A5"/>
+    <w:rsid w:val="00917B1F"/>
     <w:rPr>
       <w:rFonts w:asciiTheme="majorHAnsi" w:eastAsiaTheme="majorEastAsia" w:hAnsiTheme="majorHAnsi" w:cstheme="majorBidi"/>
       <w:color w:val="0F4761" w:themeColor="accent1" w:themeShade="BF"/>
@@ -1261,7 +1261,7 @@
     <w:link w:val="Heading2"/>
     <w:uiPriority w:val="9"/>
     <w:semiHidden/>
-    <w:rsid w:val="00A409A5"/>
+    <w:rsid w:val="00917B1F"/>
     <w:rPr>
       <w:rFonts w:asciiTheme="majorHAnsi" w:eastAsiaTheme="majorEastAsia" w:hAnsiTheme="majorHAnsi" w:cstheme="majorBidi"/>
       <w:color w:val="0F4761" w:themeColor="accent1" w:themeShade="BF"/>
@@ -1275,7 +1275,7 @@
     <w:link w:val="Heading3"/>
     <w:uiPriority w:val="9"/>
     <w:semiHidden/>
-    <w:rsid w:val="00A409A5"/>
+    <w:rsid w:val="00917B1F"/>
     <w:rPr>
       <w:rFonts w:eastAsiaTheme="majorEastAsia" w:cstheme="majorBidi"/>
       <w:color w:val="0F4761" w:themeColor="accent1" w:themeShade="BF"/>
@@ -1289,7 +1289,7 @@
     <w:link w:val="Heading4"/>
     <w:uiPriority w:val="9"/>
     <w:semiHidden/>
-    <w:rsid w:val="00A409A5"/>
+    <w:rsid w:val="00917B1F"/>
     <w:rPr>
       <w:rFonts w:eastAsiaTheme="majorEastAsia" w:cstheme="majorBidi"/>
       <w:i/>
@@ -1303,7 +1303,7 @@
     <w:link w:val="Heading5"/>
     <w:uiPriority w:val="9"/>
     <w:semiHidden/>
-    <w:rsid w:val="00A409A5"/>
+    <w:rsid w:val="00917B1F"/>
     <w:rPr>
       <w:rFonts w:eastAsiaTheme="majorEastAsia" w:cstheme="majorBidi"/>
       <w:color w:val="0F4761" w:themeColor="accent1" w:themeShade="BF"/>
@@ -1315,7 +1315,7 @@
     <w:link w:val="Heading6"/>
     <w:uiPriority w:val="9"/>
     <w:semiHidden/>
-    <w:rsid w:val="00A409A5"/>
+    <w:rsid w:val="00917B1F"/>
     <w:rPr>
       <w:rFonts w:eastAsiaTheme="majorEastAsia" w:cstheme="majorBidi"/>
       <w:i/>
@@ -1329,7 +1329,7 @@
     <w:link w:val="Heading7"/>
     <w:uiPriority w:val="9"/>
     <w:semiHidden/>
-    <w:rsid w:val="00A409A5"/>
+    <w:rsid w:val="00917B1F"/>
     <w:rPr>
       <w:rFonts w:eastAsiaTheme="majorEastAsia" w:cstheme="majorBidi"/>
       <w:color w:val="595959" w:themeColor="text1" w:themeTint="A6"/>
@@ -1341,7 +1341,7 @@
     <w:link w:val="Heading8"/>
     <w:uiPriority w:val="9"/>
     <w:semiHidden/>
-    <w:rsid w:val="00A409A5"/>
+    <w:rsid w:val="00917B1F"/>
     <w:rPr>
       <w:rFonts w:eastAsiaTheme="majorEastAsia" w:cstheme="majorBidi"/>
       <w:i/>
@@ -1355,7 +1355,7 @@
     <w:link w:val="Heading9"/>
     <w:uiPriority w:val="9"/>
     <w:semiHidden/>
-    <w:rsid w:val="00A409A5"/>
+    <w:rsid w:val="00917B1F"/>
     <w:rPr>
       <w:rFonts w:eastAsiaTheme="majorEastAsia" w:cstheme="majorBidi"/>
       <w:color w:val="272727" w:themeColor="text1" w:themeTint="D8"/>
@@ -1368,7 +1368,7 @@
     <w:link w:val="TitleChar"/>
     <w:uiPriority w:val="10"/>
     <w:qFormat/>
-    <w:rsid w:val="00A409A5"/>
+    <w:rsid w:val="00917B1F"/>
     <w:pPr>
       <w:spacing w:after="80" w:line="240" w:lineRule="auto"/>
       <w:contextualSpacing/>
@@ -1386,7 +1386,7 @@
     <w:basedOn w:val="DefaultParagraphFont"/>
     <w:link w:val="Title"/>
     <w:uiPriority w:val="10"/>
-    <w:rsid w:val="00A409A5"/>
+    <w:rsid w:val="00917B1F"/>
     <w:rPr>
       <w:rFonts w:asciiTheme="majorHAnsi" w:eastAsiaTheme="majorEastAsia" w:hAnsiTheme="majorHAnsi" w:cstheme="majorBidi"/>
       <w:spacing w:val="-10"/>
@@ -1402,7 +1402,7 @@
     <w:link w:val="SubtitleChar"/>
     <w:uiPriority w:val="11"/>
     <w:qFormat/>
-    <w:rsid w:val="00A409A5"/>
+    <w:rsid w:val="00917B1F"/>
     <w:pPr>
       <w:numPr>
         <w:ilvl w:val="1"/>
@@ -1421,7 +1421,7 @@
     <w:basedOn w:val="DefaultParagraphFont"/>
     <w:link w:val="Subtitle"/>
     <w:uiPriority w:val="11"/>
-    <w:rsid w:val="00A409A5"/>
+    <w:rsid w:val="00917B1F"/>
     <w:rPr>
       <w:rFonts w:eastAsiaTheme="majorEastAsia" w:cstheme="majorBidi"/>
       <w:color w:val="595959" w:themeColor="text1" w:themeTint="A6"/>
@@ -1437,7 +1437,7 @@
     <w:link w:val="QuoteChar"/>
     <w:uiPriority w:val="29"/>
     <w:qFormat/>
-    <w:rsid w:val="00A409A5"/>
+    <w:rsid w:val="00917B1F"/>
     <w:pPr>
       <w:spacing w:before="160"/>
       <w:jc w:val="center"/>
@@ -1453,7 +1453,7 @@
     <w:basedOn w:val="DefaultParagraphFont"/>
     <w:link w:val="Quote"/>
     <w:uiPriority w:val="29"/>
-    <w:rsid w:val="00A409A5"/>
+    <w:rsid w:val="00917B1F"/>
     <w:rPr>
       <w:i/>
       <w:iCs/>
@@ -1465,7 +1465,7 @@
     <w:basedOn w:val="Normal"/>
     <w:uiPriority w:val="34"/>
     <w:qFormat/>
-    <w:rsid w:val="00A409A5"/>
+    <w:rsid w:val="00917B1F"/>
     <w:pPr>
       <w:ind w:left="720"/>
       <w:contextualSpacing/>
@@ -1476,7 +1476,7 @@
     <w:basedOn w:val="DefaultParagraphFont"/>
     <w:uiPriority w:val="21"/>
     <w:qFormat/>
-    <w:rsid w:val="00A409A5"/>
+    <w:rsid w:val="00917B1F"/>
     <w:rPr>
       <w:i/>
       <w:iCs/>
@@ -1490,7 +1490,7 @@
     <w:link w:val="IntenseQuoteChar"/>
     <w:uiPriority w:val="30"/>
     <w:qFormat/>
-    <w:rsid w:val="00A409A5"/>
+    <w:rsid w:val="00917B1F"/>
     <w:pPr>
       <w:pBdr>
         <w:top w:val="single" w:sz="4" w:space="10" w:color="0F4761" w:themeColor="accent1" w:themeShade="BF"/>
@@ -1511,7 +1511,7 @@
     <w:basedOn w:val="DefaultParagraphFont"/>
     <w:link w:val="IntenseQuote"/>
     <w:uiPriority w:val="30"/>
-    <w:rsid w:val="00A409A5"/>
+    <w:rsid w:val="00917B1F"/>
     <w:rPr>
       <w:i/>
       <w:iCs/>
@@ -1523,7 +1523,7 @@
     <w:basedOn w:val="DefaultParagraphFont"/>
     <w:uiPriority w:val="32"/>
     <w:qFormat/>
-    <w:rsid w:val="00A409A5"/>
+    <w:rsid w:val="00917B1F"/>
     <w:rPr>
       <w:b/>
       <w:bCs/>
@@ -1538,7 +1538,7 @@
     <w:link w:val="HeaderChar"/>
     <w:uiPriority w:val="99"/>
     <w:unhideWhenUsed/>
-    <w:rsid w:val="00A409A5"/>
+    <w:rsid w:val="00917B1F"/>
     <w:pPr>
       <w:tabs>
         <w:tab w:val="center" w:pos="4680"/>
@@ -1552,7 +1552,7 @@
     <w:basedOn w:val="DefaultParagraphFont"/>
     <w:link w:val="Header"/>
     <w:uiPriority w:val="99"/>
-    <w:rsid w:val="00A409A5"/>
+    <w:rsid w:val="00917B1F"/>
   </w:style>
   <w:style w:type="paragraph" w:styleId="Footer">
     <w:name w:val="footer"/>
@@ -1560,7 +1560,7 @@
     <w:link w:val="FooterChar"/>
     <w:uiPriority w:val="99"/>
     <w:unhideWhenUsed/>
-    <w:rsid w:val="00A409A5"/>
+    <w:rsid w:val="00917B1F"/>
     <w:pPr>
       <w:tabs>
         <w:tab w:val="center" w:pos="4680"/>
@@ -1574,14 +1574,14 @@
     <w:basedOn w:val="DefaultParagraphFont"/>
     <w:link w:val="Footer"/>
     <w:uiPriority w:val="99"/>
-    <w:rsid w:val="00A409A5"/>
+    <w:rsid w:val="00917B1F"/>
   </w:style>
   <w:style w:type="paragraph" w:styleId="ListBullet">
     <w:name w:val="List Bullet"/>
     <w:basedOn w:val="Normal"/>
     <w:uiPriority w:val="99"/>
     <w:unhideWhenUsed/>
-    <w:rsid w:val="00A409A5"/>
+    <w:rsid w:val="00917B1F"/>
     <w:pPr>
       <w:numPr>
         <w:numId w:val="1"/>
@@ -1594,7 +1594,7 @@
     <w:basedOn w:val="DefaultParagraphFont"/>
     <w:uiPriority w:val="99"/>
     <w:unhideWhenUsed/>
-    <w:rsid w:val="00A409A5"/>
+    <w:rsid w:val="00917B1F"/>
     <w:rPr>
       <w:color w:val="467886" w:themeColor="hyperlink"/>
       <w:u w:val="single"/>
@@ -1606,7 +1606,7 @@
     <w:uiPriority w:val="99"/>
     <w:semiHidden/>
     <w:unhideWhenUsed/>
-    <w:rsid w:val="00A409A5"/>
+    <w:rsid w:val="00917B1F"/>
     <w:rPr>
       <w:color w:val="605E5C"/>
       <w:shd w:val="clear" w:color="auto" w:fill="E1DFDD"/>

--- a/commentary/_TEMPLATE.docx
+++ b/commentary/_TEMPLATE.docx
@@ -35,12 +35,6 @@
         <w:gridCol w:w="1560"/>
       </w:tblGrid>
       <w:tr>
-        <w:tblPrEx>
-          <w:tblCellMar>
-            <w:top w:w="0" w:type="dxa"/>
-            <w:bottom w:w="0" w:type="dxa"/>
-          </w:tblCellMar>
-        </w:tblPrEx>
         <w:tc>
           <w:tcPr>
             <w:tcW w:w="1560" w:type="dxa"/>
@@ -141,22 +135,18 @@
                 <w:b/>
               </w:rPr>
             </w:pPr>
+            <w:proofErr w:type="spellStart"/>
             <w:r>
               <w:rPr>
                 <w:b/>
               </w:rPr>
               <w:t>Chg</w:t>
             </w:r>
+            <w:proofErr w:type="spellEnd"/>
           </w:p>
         </w:tc>
       </w:tr>
       <w:tr>
-        <w:tblPrEx>
-          <w:tblCellMar>
-            <w:top w:w="0" w:type="dxa"/>
-            <w:bottom w:w="0" w:type="dxa"/>
-          </w:tblCellMar>
-        </w:tblPrEx>
         <w:tc>
           <w:tcPr>
             <w:tcW w:w="1560" w:type="dxa"/>
@@ -199,12 +189,6 @@
         </w:tc>
       </w:tr>
       <w:tr>
-        <w:tblPrEx>
-          <w:tblCellMar>
-            <w:top w:w="0" w:type="dxa"/>
-            <w:bottom w:w="0" w:type="dxa"/>
-          </w:tblCellMar>
-        </w:tblPrEx>
         <w:tc>
           <w:tcPr>
             <w:tcW w:w="1560" w:type="dxa"/>
@@ -247,12 +231,6 @@
         </w:tc>
       </w:tr>
       <w:tr>
-        <w:tblPrEx>
-          <w:tblCellMar>
-            <w:top w:w="0" w:type="dxa"/>
-            <w:bottom w:w="0" w:type="dxa"/>
-          </w:tblCellMar>
-        </w:tblPrEx>
         <w:tc>
           <w:tcPr>
             <w:tcW w:w="1560" w:type="dxa"/>
@@ -295,12 +273,6 @@
         </w:tc>
       </w:tr>
       <w:tr>
-        <w:tblPrEx>
-          <w:tblCellMar>
-            <w:top w:w="0" w:type="dxa"/>
-            <w:bottom w:w="0" w:type="dxa"/>
-          </w:tblCellMar>
-        </w:tblPrEx>
         <w:tc>
           <w:tcPr>
             <w:tcW w:w="1560" w:type="dxa"/>
@@ -381,7 +353,15 @@
         <w:pStyle w:val="ListBullet"/>
       </w:pPr>
       <w:r>
-        <w:t>[usda] Crop Progress / USDA bullet.</w:t>
+        <w:t>[</w:t>
+      </w:r>
+      <w:proofErr w:type="spellStart"/>
+      <w:r>
+        <w:t>usda</w:t>
+      </w:r>
+      <w:proofErr w:type="spellEnd"/>
+      <w:r>
+        <w:t>] Crop Progress / USDA bullet.</w:t>
       </w:r>
     </w:p>
     <w:p>
@@ -394,36 +374,7 @@
     </w:p>
     <w:p>
       <w:r>
-        <w:t xml:space="preserve">Opening paragraph of the full narrative. </w:t>
-      </w:r>
-      <w:r>
-        <w:rPr>
-          <w:b/>
-        </w:rPr>
-        <w:t>Bold lead-ins</w:t>
-      </w:r>
-      <w:r>
-        <w:t xml:space="preserve">, </w:t>
-      </w:r>
-      <w:r>
-        <w:rPr>
-          <w:i/>
-        </w:rPr>
-        <w:t>italics</w:t>
-      </w:r>
-      <w:r>
-        <w:t xml:space="preserve"> and links like </w:t>
-      </w:r>
-      <w:hyperlink r:id="rId7" w:history="1">
-        <w:r>
-          <w:rPr>
-            <w:rStyle w:val="Hyperlink"/>
-          </w:rPr>
-          <w:t>ADM Investor Services</w:t>
-        </w:r>
-      </w:hyperlink>
-      <w:r>
-        <w:t xml:space="preserve"> carry through to the site.</w:t>
+        <w:t>.</w:t>
       </w:r>
     </w:p>
     <w:p>
@@ -450,12 +401,12 @@
       </w:r>
     </w:p>
     <w:sectPr>
-      <w:headerReference w:type="even" r:id="rId8"/>
-      <w:headerReference w:type="default" r:id="rId9"/>
-      <w:footerReference w:type="even" r:id="rId10"/>
-      <w:footerReference w:type="default" r:id="rId11"/>
-      <w:headerReference w:type="first" r:id="rId12"/>
-      <w:footerReference w:type="first" r:id="rId13"/>
+      <w:headerReference w:type="even" r:id="rId7"/>
+      <w:headerReference w:type="default" r:id="rId8"/>
+      <w:footerReference w:type="even" r:id="rId9"/>
+      <w:footerReference w:type="default" r:id="rId10"/>
+      <w:headerReference w:type="first" r:id="rId11"/>
+      <w:footerReference w:type="first" r:id="rId12"/>
       <w:pgSz w:w="12240" w:h="15840"/>
       <w:pgMar w:top="1440" w:right="1440" w:bottom="1440" w:left="1440" w:header="720" w:footer="720" w:gutter="0"/>
       <w:cols w:space="720"/>
@@ -570,7 +521,23 @@
         <w:color w:val="808080"/>
         <w:sz w:val="16"/>
       </w:rPr>
-      <w:t>MARKETBULLETS COMMENTARY - Save into the repo's commentary folder as YYYY-MM-DD.docx (e.g. 2026-10-23.docx) and the dashboard updates itself in about a minute. While drafting, use a name starting with _ (e.g. _DRAFT_2026-10-23.docx) so half-finished text never goes live. Dateline: leave blank for the automatic one. Box-o-Rox: SUSPEND or EXECUTE. Prices table: optional; delete it to leave prices unchanged. Headline = first line (Title style). Bullets = Word bullet list, optional color tag at the start: [bull] [bear] [global] [usda] [macro]. Charts: type [chart: WHEAT_SRW_D | caption] on its own line. This header is not published.</w:t>
+      <w:t>MARKETBULLETS COMMENTARY - Save into the repo's commentary folder as YYYY-MM-DD.docx (e.g. 2026-10-23.docx) and the dashboard updates itself in about a minute. While drafting, use a name starting with _ (e.g. _DRAFT_2026-10-23.docx) so half-finished text never goes live. Dateline: leave blank for the automatic one. Box-o-Rox: SUSPEND or EXECUTE. Prices table: optional; delete it to leave prices unchanged. Headline = first line (Title style). Bullets = Word bullet list, optional color tag at the start: [bull] [bear] [global] [</w:t>
+    </w:r>
+    <w:proofErr w:type="spellStart"/>
+    <w:r>
+      <w:rPr>
+        <w:color w:val="808080"/>
+        <w:sz w:val="16"/>
+      </w:rPr>
+      <w:t>usda</w:t>
+    </w:r>
+    <w:proofErr w:type="spellEnd"/>
+    <w:r>
+      <w:rPr>
+        <w:color w:val="808080"/>
+        <w:sz w:val="16"/>
+      </w:rPr>
+      <w:t>] [macro]. Charts: type [chart: WHEAT_SRW_D | caption] on its own line. This header is not published.</w:t>
     </w:r>
   </w:p>
 </w:hdr>
@@ -600,9 +567,9 @@
       <w:lvlJc w:val="left"/>
       <w:pPr>
         <w:tabs>
-          <w:tab w:val="num" w:pos="360"/>
+          <w:tab w:val="num" w:pos="4680"/>
         </w:tabs>
-        <w:ind w:left="360" w:hanging="360"/>
+        <w:ind w:left="4680" w:hanging="360"/>
       </w:pPr>
       <w:rPr>
         <w:rFonts w:ascii="Symbol" w:hAnsi="Symbol" w:hint="default"/>
@@ -1586,6 +1553,11 @@
       <w:numPr>
         <w:numId w:val="1"/>
       </w:numPr>
+      <w:tabs>
+        <w:tab w:val="clear" w:pos="4680"/>
+        <w:tab w:val="num" w:pos="360"/>
+      </w:tabs>
+      <w:ind w:left="360"/>
       <w:contextualSpacing/>
     </w:pPr>
   </w:style>
